--- a/lessons/4-5/downloads/4-5-notes-teacher-l1.docx
+++ b/lessons/4-5/downloads/4-5-notes-teacher-l1.docx
@@ -1578,47 +1578,6 @@
         <w:t xml:space="preserve">Write About the Math</w:t>
       </w:r>
     </w:p>
-    <w:p>
-      <w:pPr>
-        <w:spacing w:after="100"/>
-      </w:pPr>
-      <w:r>
-        <w:rPr>
-          <w:i/>
-          <w:iCs/>
-          <w:color w:val="5F6F80"/>
-          <w:sz w:val="19"/>
-          <w:szCs w:val="19"/>
-        </w:rPr>
-        <w:t xml:space="preserve">Use the support level you need. Every level answers the same math question.</w:t>
-      </w:r>
-    </w:p>
-    <w:p>
-      <w:pPr>
-        <w:pStyle w:val="Heading2"/>
-        <w:spacing w:after="80" w:before="180"/>
-      </w:pPr>
-      <w:r>
-        <w:rPr>
-          <w:b/>
-          <w:bCs/>
-          <w:color w:val="12355B"/>
-          <w:sz w:val="24"/>
-          <w:szCs w:val="24"/>
-        </w:rPr>
-        <w:t xml:space="preserve">1. Understand the Question</w:t>
-      </w:r>
-      <w:r>
-        <w:rPr>
-          <w:i/>
-          <w:iCs/>
-          <w:color w:val="B97A12"/>
-          <w:sz w:val="19"/>
-          <w:szCs w:val="19"/>
-        </w:rPr>
-        <w:t xml:space="preserve">   explain</w:t>
-      </w:r>
-    </w:p>
     <w:tbl>
       <w:tblPr>
         <w:tblW w:type="pct" w:w="100%"/>
@@ -1657,344 +1616,6 @@
               </w:rPr>
               <w:t xml:space="preserve">What did the car cost when they bought it, and how does your method show it?</w:t>
             </w:r>
-          </w:p>
-          <w:p>
-            <w:pPr>
-              <w:spacing w:after="0"/>
-            </w:pPr>
-            <w:r>
-              <w:rPr>
-                <w:b/>
-                <w:bCs/>
-                <w:color w:val="12355B"/>
-                <w:sz w:val="20"/>
-                <w:szCs w:val="20"/>
-              </w:rPr>
-              <w:t xml:space="preserve">Your job:  </w:t>
-            </w:r>
-            <w:r>
-              <w:rPr>
-                <w:sz w:val="20"/>
-                <w:szCs w:val="20"/>
-              </w:rPr>
-              <w:t xml:space="preserve">Answer the question. Use math evidence. Explain how the evidence proves your answer.</w:t>
-            </w:r>
-            <w:r>
-              <w:rPr>
-                <w:i/>
-                <w:iCs/>
-                <w:color w:val="5F6F80"/>
-                <w:sz w:val="18"/>
-                <w:szCs w:val="18"/>
-              </w:rPr>
-              <w:br/>
-              <w:t xml:space="preserve">Responde la pregunta. Usa evidencia matemática. Explica cómo la evidencia demuestra tu respuesta.</w:t>
-            </w:r>
-          </w:p>
-        </w:tc>
-      </w:tr>
-    </w:tbl>
-    <w:p>
-      <w:pPr>
-        <w:pStyle w:val="Heading2"/>
-        <w:spacing w:after="80" w:before="180"/>
-      </w:pPr>
-      <w:r>
-        <w:rPr>
-          <w:b/>
-          <w:bCs/>
-          <w:color w:val="12355B"/>
-          <w:sz w:val="24"/>
-          <w:szCs w:val="24"/>
-        </w:rPr>
-        <w:t xml:space="preserve">2. Plan Your Math Words</w:t>
-      </w:r>
-      <w:r>
-        <w:rPr>
-          <w:i/>
-          <w:iCs/>
-          <w:color w:val="1FA6A2"/>
-          <w:sz w:val="19"/>
-          <w:szCs w:val="19"/>
-        </w:rPr>
-        <w:t xml:space="preserve">   check at least two</w:t>
-      </w:r>
-    </w:p>
-    <w:p>
-      <w:pPr>
-        <w:spacing w:after="60"/>
-      </w:pPr>
-      <w:r>
-        <w:rPr>
-          <w:b/>
-          <w:bCs/>
-          <w:color w:val="1FA6A2"/>
-          <w:sz w:val="22"/>
-          <w:szCs w:val="22"/>
-        </w:rPr>
-        <w:t xml:space="preserve">☐  </w:t>
-      </w:r>
-      <w:r>
-        <w:rPr>
-          <w:b/>
-          <w:bCs/>
-          <w:color w:val="12355B"/>
-          <w:sz w:val="20"/>
-          <w:szCs w:val="20"/>
-        </w:rPr>
-        <w:t xml:space="preserve">Determine the Whole Given the Part and Percent — </w:t>
-      </w:r>
-      <w:r>
-        <w:rPr>
-          <w:sz w:val="20"/>
-          <w:szCs w:val="20"/>
-        </w:rPr>
-        <w:t xml:space="preserve">Working backwards from a part and its percent to find the whole amount it came from.</w:t>
-      </w:r>
-      <w:r>
-        <w:rPr>
-          <w:i/>
-          <w:iCs/>
-          <w:color w:val="5F6F80"/>
-          <w:sz w:val="18"/>
-          <w:szCs w:val="18"/>
-        </w:rPr>
-        <w:br/>
-        <w:t xml:space="preserve">Hallar el total dados la parte y el porcentaje — Trabajar al revés a partir de una parte y su porcentaje para hallar el total del que proviene.</w:t>
-      </w:r>
-    </w:p>
-    <w:p>
-      <w:pPr>
-        <w:spacing w:after="60"/>
-      </w:pPr>
-      <w:r>
-        <w:rPr>
-          <w:b/>
-          <w:bCs/>
-          <w:color w:val="1FA6A2"/>
-          <w:sz w:val="22"/>
-          <w:szCs w:val="22"/>
-        </w:rPr>
-        <w:t xml:space="preserve">☐  </w:t>
-      </w:r>
-      <w:r>
-        <w:rPr>
-          <w:b/>
-          <w:bCs/>
-          <w:color w:val="12355B"/>
-          <w:sz w:val="20"/>
-          <w:szCs w:val="20"/>
-        </w:rPr>
-        <w:t xml:space="preserve">Part — </w:t>
-      </w:r>
-      <w:r>
-        <w:rPr>
-          <w:sz w:val="20"/>
-          <w:szCs w:val="20"/>
-        </w:rPr>
-        <w:t xml:space="preserve">The amount you already know — the piece of the whole that the percent describes.</w:t>
-      </w:r>
-      <w:r>
-        <w:rPr>
-          <w:i/>
-          <w:iCs/>
-          <w:color w:val="5F6F80"/>
-          <w:sz w:val="18"/>
-          <w:szCs w:val="18"/>
-        </w:rPr>
-        <w:br/>
-        <w:t xml:space="preserve">Parte — La cantidad que ya conoces: el pedazo del total que describe el porcentaje.</w:t>
-      </w:r>
-    </w:p>
-    <w:p>
-      <w:pPr>
-        <w:spacing w:after="60"/>
-      </w:pPr>
-      <w:r>
-        <w:rPr>
-          <w:b/>
-          <w:bCs/>
-          <w:color w:val="1FA6A2"/>
-          <w:sz w:val="22"/>
-          <w:szCs w:val="22"/>
-        </w:rPr>
-        <w:t xml:space="preserve">☐  </w:t>
-      </w:r>
-      <w:r>
-        <w:rPr>
-          <w:b/>
-          <w:bCs/>
-          <w:color w:val="12355B"/>
-          <w:sz w:val="20"/>
-          <w:szCs w:val="20"/>
-        </w:rPr>
-        <w:t xml:space="preserve">Whole — </w:t>
-      </w:r>
-      <w:r>
-        <w:rPr>
-          <w:sz w:val="20"/>
-          <w:szCs w:val="20"/>
-        </w:rPr>
-        <w:t xml:space="preserve">The full amount the percent is measured against. The whole is always 100%.</w:t>
-      </w:r>
-      <w:r>
-        <w:rPr>
-          <w:i/>
-          <w:iCs/>
-          <w:color w:val="5F6F80"/>
-          <w:sz w:val="18"/>
-          <w:szCs w:val="18"/>
-        </w:rPr>
-        <w:br/>
-        <w:t xml:space="preserve">Total — La cantidad completa contra la que se mide el porcentaje. El total siempre es 100 %.</w:t>
-      </w:r>
-    </w:p>
-    <w:p>
-      <w:pPr>
-        <w:spacing w:after="60"/>
-      </w:pPr>
-      <w:r>
-        <w:rPr>
-          <w:b/>
-          <w:bCs/>
-          <w:color w:val="1FA6A2"/>
-          <w:sz w:val="22"/>
-          <w:szCs w:val="22"/>
-        </w:rPr>
-        <w:t xml:space="preserve">☐  </w:t>
-      </w:r>
-      <w:r>
-        <w:rPr>
-          <w:b/>
-          <w:bCs/>
-          <w:color w:val="12355B"/>
-          <w:sz w:val="20"/>
-          <w:szCs w:val="20"/>
-        </w:rPr>
-        <w:t xml:space="preserve">Double number line — </w:t>
-      </w:r>
-      <w:r>
-        <w:rPr>
-          <w:sz w:val="20"/>
-          <w:szCs w:val="20"/>
-        </w:rPr>
-        <w:t xml:space="preserve">Two lines lined up — dollars on one, percents on the other — so matching marks show the same amount two ways.</w:t>
-      </w:r>
-      <w:r>
-        <w:rPr>
-          <w:i/>
-          <w:iCs/>
-          <w:color w:val="5F6F80"/>
-          <w:sz w:val="18"/>
-          <w:szCs w:val="18"/>
-        </w:rPr>
-        <w:br/>
-        <w:t xml:space="preserve">Recta numérica doble — Dos rectas alineadas —dólares en una y porcentajes en la otra— para que las marcas correspondientes muestren la misma cantidad de dos formas.</w:t>
-      </w:r>
-    </w:p>
-    <w:p>
-      <w:pPr>
-        <w:spacing w:after="60"/>
-      </w:pPr>
-      <w:r>
-        <w:rPr>
-          <w:b/>
-          <w:bCs/>
-          <w:color w:val="1FA6A2"/>
-          <w:sz w:val="22"/>
-          <w:szCs w:val="22"/>
-        </w:rPr>
-        <w:t xml:space="preserve">☐  </w:t>
-      </w:r>
-      <w:r>
-        <w:rPr>
-          <w:b/>
-          <w:bCs/>
-          <w:color w:val="12355B"/>
-          <w:sz w:val="20"/>
-          <w:szCs w:val="20"/>
-        </w:rPr>
-        <w:t xml:space="preserve">Equation — </w:t>
-      </w:r>
-      <w:r>
-        <w:rPr>
-          <w:sz w:val="20"/>
-          <w:szCs w:val="20"/>
-        </w:rPr>
-        <w:t xml:space="preserve">A math sentence with an equal sign. Here it says percent × whole = part, with the whole unknown.</w:t>
-      </w:r>
-      <w:r>
-        <w:rPr>
-          <w:i/>
-          <w:iCs/>
-          <w:color w:val="5F6F80"/>
-          <w:sz w:val="18"/>
-          <w:szCs w:val="18"/>
-        </w:rPr>
-        <w:br/>
-        <w:t xml:space="preserve">Ecuación — Una oración matemática con signo de igual. Aquí dice porcentaje × total = parte, con el total desconocido.</w:t>
-      </w:r>
-    </w:p>
-    <w:tbl>
-      <w:tblPr>
-        <w:tblW w:type="pct" w:w="100%"/>
-        <w:tblBorders>
-          <w:top w:val="single" w:color="1FA6A2" w:sz="8"/>
-          <w:left w:val="single" w:color="1FA6A2" w:sz="8"/>
-          <w:bottom w:val="single" w:color="1FA6A2" w:sz="8"/>
-          <w:right w:val="single" w:color="1FA6A2" w:sz="8"/>
-          <w:insideH w:val="single" w:color="auto" w:sz="4"/>
-          <w:insideV w:val="single" w:color="auto" w:sz="4"/>
-        </w:tblBorders>
-      </w:tblPr>
-      <w:tblGrid>
-        <w:gridCol w:w="100"/>
-      </w:tblGrid>
-      <w:tr>
-        <w:tc>
-          <w:tcPr>
-            <w:shd w:fill="F7FFFD" w:color="auto" w:val="clear"/>
-            <w:tcMar>
-              <w:top w:type="dxa" w:w="120"/>
-              <w:left w:type="dxa" w:w="180"/>
-              <w:bottom w:type="dxa" w:w="120"/>
-              <w:right w:type="dxa" w:w="180"/>
-            </w:tcMar>
-          </w:tcPr>
-          <w:p>
-            <w:pPr>
-              <w:spacing w:after="50"/>
-            </w:pPr>
-            <w:r>
-              <w:rPr>
-                <w:b/>
-                <w:bCs/>
-                <w:color w:val="1FA6A2"/>
-                <w:sz w:val="20"/>
-                <w:szCs w:val="20"/>
-              </w:rPr>
-              <w:t xml:space="preserve">Say it first:  </w:t>
-            </w:r>
-            <w:r>
-              <w:rPr>
-                <w:sz w:val="20"/>
-                <w:szCs w:val="20"/>
-              </w:rPr>
-              <w:t xml:space="preserve">Say your idea to a partner or quietly to yourself before you write.</w:t>
-            </w:r>
-          </w:p>
-          <w:p>
-            <w:pPr>
-              <w:spacing w:after="60"/>
-            </w:pPr>
-            <w:r>
-              <w:rPr>
-                <w:color w:val="1A2733"/>
-                <w:sz w:val="21"/>
-                <w:szCs w:val="21"/>
-              </w:rPr>
-              <w:t xml:space="preserve">The $26,600 is the ___ and the purchase price is the ___. Written as an equation, 0.7v = ___. Dividing both sides by ___ gives v = ___. The whole is ___ than the part, which makes sense because 70% is less than 100%.</w:t>
-            </w:r>
             <w:r>
               <w:rPr>
                 <w:i/>
@@ -2004,7 +1625,7 @@
                 <w:szCs w:val="19"/>
               </w:rPr>
               <w:br/>
-              <w:t xml:space="preserve">Di tu respuesta primero: Mi respuesta es ___ porque ___.</w:t>
+              <w:t xml:space="preserve">¿Cuánto costó el carro cuando lo compraron, y cómo lo muestra tu método?</w:t>
             </w:r>
           </w:p>
         </w:tc>
@@ -2012,28 +1633,192 @@
     </w:tbl>
     <w:p>
       <w:pPr>
-        <w:pStyle w:val="Heading2"/>
-        <w:spacing w:after="80" w:before="180"/>
-      </w:pPr>
-      <w:r>
-        <w:rPr>
-          <w:b/>
-          <w:bCs/>
-          <w:color w:val="12355B"/>
-          <w:sz w:val="24"/>
-          <w:szCs w:val="24"/>
-        </w:rPr>
-        <w:t xml:space="preserve">3. Build Your Explanation</w:t>
-      </w:r>
+        <w:spacing w:after="100"/>
+      </w:pPr>
       <w:r>
         <w:rPr>
           <w:i/>
           <w:iCs/>
-          <w:color w:val="B97A12"/>
+          <w:color w:val="5F6F80"/>
           <w:sz w:val="19"/>
           <w:szCs w:val="19"/>
         </w:rPr>
-        <w:t xml:space="preserve">   choose your support</w:t>
+        <w:t xml:space="preserve">Say your answer to a partner first. Then write it, using at least two of these words:</w:t>
+      </w:r>
+    </w:p>
+    <w:p>
+      <w:pPr>
+        <w:spacing w:after="40"/>
+      </w:pPr>
+      <w:r>
+        <w:rPr>
+          <w:b/>
+          <w:bCs/>
+          <w:color w:val="1FA6A2"/>
+          <w:sz w:val="22"/>
+          <w:szCs w:val="22"/>
+        </w:rPr>
+        <w:t xml:space="preserve">☐  </w:t>
+      </w:r>
+      <w:r>
+        <w:rPr>
+          <w:b/>
+          <w:bCs/>
+          <w:color w:val="12355B"/>
+          <w:sz w:val="20"/>
+          <w:szCs w:val="20"/>
+        </w:rPr>
+        <w:t xml:space="preserve">Part</w:t>
+      </w:r>
+      <w:r>
+        <w:rPr>
+          <w:i/>
+          <w:iCs/>
+          <w:color w:val="5F6F80"/>
+          <w:sz w:val="18"/>
+          <w:szCs w:val="18"/>
+        </w:rPr>
+        <w:t xml:space="preserve">  ·  Parte</w:t>
+      </w:r>
+    </w:p>
+    <w:p>
+      <w:pPr>
+        <w:spacing w:after="40"/>
+      </w:pPr>
+      <w:r>
+        <w:rPr>
+          <w:b/>
+          <w:bCs/>
+          <w:color w:val="1FA6A2"/>
+          <w:sz w:val="22"/>
+          <w:szCs w:val="22"/>
+        </w:rPr>
+        <w:t xml:space="preserve">☐  </w:t>
+      </w:r>
+      <w:r>
+        <w:rPr>
+          <w:b/>
+          <w:bCs/>
+          <w:color w:val="12355B"/>
+          <w:sz w:val="20"/>
+          <w:szCs w:val="20"/>
+        </w:rPr>
+        <w:t xml:space="preserve">Whole</w:t>
+      </w:r>
+      <w:r>
+        <w:rPr>
+          <w:i/>
+          <w:iCs/>
+          <w:color w:val="5F6F80"/>
+          <w:sz w:val="18"/>
+          <w:szCs w:val="18"/>
+        </w:rPr>
+        <w:t xml:space="preserve">  ·  Total</w:t>
+      </w:r>
+    </w:p>
+    <w:p>
+      <w:pPr>
+        <w:spacing w:after="40"/>
+      </w:pPr>
+      <w:r>
+        <w:rPr>
+          <w:b/>
+          <w:bCs/>
+          <w:color w:val="1FA6A2"/>
+          <w:sz w:val="22"/>
+          <w:szCs w:val="22"/>
+        </w:rPr>
+        <w:t xml:space="preserve">☐  </w:t>
+      </w:r>
+      <w:r>
+        <w:rPr>
+          <w:b/>
+          <w:bCs/>
+          <w:color w:val="12355B"/>
+          <w:sz w:val="20"/>
+          <w:szCs w:val="20"/>
+        </w:rPr>
+        <w:t xml:space="preserve">Double number line</w:t>
+      </w:r>
+      <w:r>
+        <w:rPr>
+          <w:i/>
+          <w:iCs/>
+          <w:color w:val="5F6F80"/>
+          <w:sz w:val="18"/>
+          <w:szCs w:val="18"/>
+        </w:rPr>
+        <w:t xml:space="preserve">  ·  Recta numérica doble</w:t>
+      </w:r>
+    </w:p>
+    <w:p>
+      <w:pPr>
+        <w:spacing w:after="40"/>
+      </w:pPr>
+      <w:r>
+        <w:rPr>
+          <w:b/>
+          <w:bCs/>
+          <w:color w:val="1FA6A2"/>
+          <w:sz w:val="22"/>
+          <w:szCs w:val="22"/>
+        </w:rPr>
+        <w:t xml:space="preserve">☐  </w:t>
+      </w:r>
+      <w:r>
+        <w:rPr>
+          <w:b/>
+          <w:bCs/>
+          <w:color w:val="12355B"/>
+          <w:sz w:val="20"/>
+          <w:szCs w:val="20"/>
+        </w:rPr>
+        <w:t xml:space="preserve">Equation</w:t>
+      </w:r>
+      <w:r>
+        <w:rPr>
+          <w:i/>
+          <w:iCs/>
+          <w:color w:val="5F6F80"/>
+          <w:sz w:val="18"/>
+          <w:szCs w:val="18"/>
+        </w:rPr>
+        <w:t xml:space="preserve">  ·  Ecuación</w:t>
+      </w:r>
+    </w:p>
+    <w:p>
+      <w:pPr>
+        <w:spacing w:after="40"/>
+      </w:pPr>
+      <w:r>
+        <w:rPr>
+          <w:b/>
+          <w:bCs/>
+          <w:color w:val="1FA6A2"/>
+          <w:sz w:val="22"/>
+          <w:szCs w:val="22"/>
+        </w:rPr>
+        <w:t xml:space="preserve">☐  </w:t>
+      </w:r>
+      <w:r>
+        <w:rPr>
+          <w:b/>
+          <w:bCs/>
+          <w:color w:val="12355B"/>
+          <w:sz w:val="20"/>
+          <w:szCs w:val="20"/>
+        </w:rPr>
+        <w:t xml:space="preserve">Percent</w:t>
+      </w:r>
+      <w:r>
+        <w:rPr>
+          <w:i/>
+          <w:iCs/>
+          <w:color w:val="5F6F80"/>
+          <w:sz w:val="18"/>
+          <w:szCs w:val="18"/>
+        </w:rPr>
+        <w:t xml:space="preserve">  ·  Porcentaje</w:t>
       </w:r>
     </w:p>
     <w:tbl>
@@ -2064,21 +1849,6 @@
           </w:tcPr>
           <w:p>
             <w:pPr>
-              <w:spacing w:after="50"/>
-            </w:pPr>
-            <w:r>
-              <w:rPr>
-                <w:i/>
-                <w:iCs/>
-                <w:color w:val="5F6F80"/>
-                <w:sz w:val="19"/>
-                <w:szCs w:val="19"/>
-              </w:rPr>
-              <w:t xml:space="preserve">This model shows the parts of an explanation. It does not answer your writing question.</w:t>
-            </w:r>
-          </w:p>
-          <w:p>
-            <w:pPr>
               <w:spacing w:after="80"/>
             </w:pPr>
             <w:r>
@@ -2089,58 +1859,14 @@
                 <w:sz w:val="19"/>
                 <w:szCs w:val="19"/>
               </w:rPr>
-              <w:t xml:space="preserve">Claim:  </w:t>
+              <w:t xml:space="preserve">Model:  </w:t>
             </w:r>
             <w:r>
               <w:rPr>
                 <w:sz w:val="19"/>
                 <w:szCs w:val="19"/>
               </w:rPr>
-              <w:t xml:space="preserve">A discount lowers the price, while tax, tip, and markup raise it.</w:t>
-            </w:r>
-          </w:p>
-          <w:p>
-            <w:pPr>
-              <w:spacing w:after="80"/>
-            </w:pPr>
-            <w:r>
-              <w:rPr>
-                <w:b/>
-                <w:bCs/>
-                <w:color w:val="12355B"/>
-                <w:sz w:val="19"/>
-                <w:szCs w:val="19"/>
-              </w:rPr>
-              <w:t xml:space="preserve">Evidence:  </w:t>
-            </w:r>
-            <w:r>
-              <w:rPr>
-                <w:sz w:val="19"/>
-                <w:szCs w:val="19"/>
-              </w:rPr>
-              <w:t xml:space="preserve">Students sort discount as lowering price and tax/tip/markup as raising it, and recognize all are a percent of a price.</w:t>
-            </w:r>
-          </w:p>
-          <w:p>
-            <w:pPr>
-              <w:spacing w:after="80"/>
-            </w:pPr>
-            <w:r>
-              <w:rPr>
-                <w:b/>
-                <w:bCs/>
-                <w:color w:val="12355B"/>
-                <w:sz w:val="19"/>
-                <w:szCs w:val="19"/>
-              </w:rPr>
-              <w:t xml:space="preserve">Reasoning:  </w:t>
-            </w:r>
-            <w:r>
-              <w:rPr>
-                <w:sz w:val="19"/>
-                <w:szCs w:val="19"/>
-              </w:rPr>
-              <w:t xml:space="preserve">This evidence connects the definition of determine the whole given the part and percent to the mathematical claim.</w:t>
+              <w:t xml:space="preserve">The original price is the whole (100%), and $42 is only part of it (60%), so the whole must be more than $42. — Students reason from 60% &lt; 100% to whole &gt; part, without computing anything.</w:t>
             </w:r>
           </w:p>
         </w:tc>
@@ -2219,7 +1945,7 @@
           <w:sz w:val="21"/>
           <w:szCs w:val="21"/>
         </w:rPr>
-        <w:t xml:space="preserve">My answer is ___.</w:t>
+        <w:t xml:space="preserve">My answer is ___ because ___.</w:t>
       </w:r>
       <w:r>
         <w:rPr>
@@ -2230,7 +1956,7 @@
           <w:szCs w:val="19"/>
         </w:rPr>
         <w:br/>
-        <w:t xml:space="preserve">Mi respuesta es ___.</w:t>
+        <w:t xml:space="preserve">Mi respuesta es ___ porque ___.</w:t>
       </w:r>
     </w:p>
     <w:tbl>
@@ -2370,7 +2096,7 @@
           <w:sz w:val="21"/>
           <w:szCs w:val="21"/>
         </w:rPr>
-        <w:t xml:space="preserve">I know because ___.</w:t>
+        <w:t xml:space="preserve">My evidence is ___, so ___.</w:t>
       </w:r>
       <w:r>
         <w:rPr>
@@ -2381,31 +2107,7 @@
           <w:szCs w:val="19"/>
         </w:rPr>
         <w:br/>
-        <w:t xml:space="preserve">Lo sé porque ___.</w:t>
-      </w:r>
-    </w:p>
-    <w:p>
-      <w:pPr>
-        <w:spacing w:after="60"/>
-      </w:pPr>
-      <w:r>
-        <w:rPr>
-          <w:color w:val="1A2733"/>
-          <w:sz w:val="21"/>
-          <w:szCs w:val="21"/>
-        </w:rPr>
-        <w:t xml:space="preserve">So ___.</w:t>
-      </w:r>
-      <w:r>
-        <w:rPr>
-          <w:i/>
-          <w:iCs/>
-          <w:color w:val="5F6F80"/>
-          <w:sz w:val="19"/>
-          <w:szCs w:val="19"/>
-        </w:rPr>
-        <w:br/>
-        <w:t xml:space="preserve">Entonces ___.</w:t>
+        <w:t xml:space="preserve">Mi evidencia es ___, entonces ___.</w:t>
       </w:r>
     </w:p>
     <w:tbl>
@@ -2511,78 +2213,6 @@
         <w:t xml:space="preserve">Escribe una afirmación, da evidencia matemática y explica tu razonamiento.</w:t>
       </w:r>
     </w:p>
-    <w:p>
-      <w:pPr>
-        <w:spacing w:after="60"/>
-      </w:pPr>
-      <w:r>
-        <w:rPr>
-          <w:color w:val="1A2733"/>
-          <w:sz w:val="21"/>
-          <w:szCs w:val="21"/>
-        </w:rPr>
-        <w:t xml:space="preserve">My claim is ___.</w:t>
-      </w:r>
-      <w:r>
-        <w:rPr>
-          <w:i/>
-          <w:iCs/>
-          <w:color w:val="5F6F80"/>
-          <w:sz w:val="19"/>
-          <w:szCs w:val="19"/>
-        </w:rPr>
-        <w:br/>
-        <w:t xml:space="preserve">Mi afirmación es ___.</w:t>
-      </w:r>
-    </w:p>
-    <w:p>
-      <w:pPr>
-        <w:spacing w:after="60"/>
-      </w:pPr>
-      <w:r>
-        <w:rPr>
-          <w:color w:val="1A2733"/>
-          <w:sz w:val="21"/>
-          <w:szCs w:val="21"/>
-        </w:rPr>
-        <w:t xml:space="preserve">My math evidence is ___.</w:t>
-      </w:r>
-      <w:r>
-        <w:rPr>
-          <w:i/>
-          <w:iCs/>
-          <w:color w:val="5F6F80"/>
-          <w:sz w:val="19"/>
-          <w:szCs w:val="19"/>
-        </w:rPr>
-        <w:br/>
-        <w:t xml:space="preserve">Mi evidencia matemática es ___.</w:t>
-      </w:r>
-    </w:p>
-    <w:p>
-      <w:pPr>
-        <w:spacing w:after="60"/>
-      </w:pPr>
-      <w:r>
-        <w:rPr>
-          <w:color w:val="1A2733"/>
-          <w:sz w:val="21"/>
-          <w:szCs w:val="21"/>
-        </w:rPr>
-        <w:t xml:space="preserve">This proves ___ because ___.</w:t>
-      </w:r>
-      <w:r>
-        <w:rPr>
-          <w:i/>
-          <w:iCs/>
-          <w:color w:val="5F6F80"/>
-          <w:sz w:val="19"/>
-          <w:szCs w:val="19"/>
-        </w:rPr>
-        <w:br/>
-        <w:t xml:space="preserve">Esto demuestra ___ porque ___.</w:t>
-      </w:r>
-    </w:p>
     <w:tbl>
       <w:tblPr>
         <w:tblW w:type="pct" w:w="100%"/>
@@ -2665,7 +2295,7 @@
           <w:sz w:val="24"/>
           <w:szCs w:val="24"/>
         </w:rPr>
-        <w:t xml:space="preserve">4. Check Your Explanation</w:t>
+        <w:t xml:space="preserve">Check Your Explanation</w:t>
       </w:r>
       <w:r>
         <w:rPr>
@@ -2675,7 +2305,7 @@
           <w:sz w:val="19"/>
           <w:szCs w:val="19"/>
         </w:rPr>
-        <w:t xml:space="preserve">   five quick checks</w:t>
+        <w:t xml:space="preserve">   three quick checks</w:t>
       </w:r>
     </w:p>
     <w:p>
@@ -2699,17 +2329,6 @@
         </w:rPr>
         <w:t xml:space="preserve">I answered the question.</w:t>
       </w:r>
-      <w:r>
-        <w:rPr>
-          <w:i/>
-          <w:iCs/>
-          <w:color w:val="5F6F80"/>
-          <w:sz w:val="18"/>
-          <w:szCs w:val="18"/>
-        </w:rPr>
-        <w:br/>
-        <w:t xml:space="preserve">Respondí la pregunta.</w:t>
-      </w:r>
     </w:p>
     <w:p>
       <w:pPr>
@@ -2730,18 +2349,7 @@
           <w:sz w:val="20"/>
           <w:szCs w:val="20"/>
         </w:rPr>
-        <w:t xml:space="preserve">I used math evidence: numbers, an equation, a model, or a comparison.</w:t>
-      </w:r>
-      <w:r>
-        <w:rPr>
-          <w:i/>
-          <w:iCs/>
-          <w:color w:val="5F6F80"/>
-          <w:sz w:val="18"/>
-          <w:szCs w:val="18"/>
-        </w:rPr>
-        <w:br/>
-        <w:t xml:space="preserve">Usé evidencia matemática: números, una ecuación, un modelo o una comparación.</w:t>
+        <w:t xml:space="preserve">I used math evidence: numbers, an equation, or a model.</w:t>
       </w:r>
     </w:p>
     <w:p>
@@ -2763,84 +2371,7 @@
           <w:sz w:val="20"/>
           <w:szCs w:val="20"/>
         </w:rPr>
-        <w:t xml:space="preserve">I explained how the evidence proves my answer.</w:t>
-      </w:r>
-      <w:r>
-        <w:rPr>
-          <w:i/>
-          <w:iCs/>
-          <w:color w:val="5F6F80"/>
-          <w:sz w:val="18"/>
-          <w:szCs w:val="18"/>
-        </w:rPr>
-        <w:br/>
-        <w:t xml:space="preserve">Expliqué cómo la evidencia demuestra mi respuesta.</w:t>
-      </w:r>
-    </w:p>
-    <w:p>
-      <w:pPr>
-        <w:spacing w:after="80"/>
-      </w:pPr>
-      <w:r>
-        <w:rPr>
-          <w:b/>
-          <w:bCs/>
-          <w:color w:val="1FA6A2"/>
-          <w:sz w:val="22"/>
-          <w:szCs w:val="22"/>
-        </w:rPr>
-        <w:t xml:space="preserve">☐  </w:t>
-      </w:r>
-      <w:r>
-        <w:rPr>
-          <w:sz w:val="20"/>
-          <w:szCs w:val="20"/>
-        </w:rPr>
         <w:t xml:space="preserve">I used at least two math words.</w:t>
-      </w:r>
-      <w:r>
-        <w:rPr>
-          <w:i/>
-          <w:iCs/>
-          <w:color w:val="5F6F80"/>
-          <w:sz w:val="18"/>
-          <w:szCs w:val="18"/>
-        </w:rPr>
-        <w:br/>
-        <w:t xml:space="preserve">Usé por lo menos dos palabras matemáticas.</w:t>
-      </w:r>
-    </w:p>
-    <w:p>
-      <w:pPr>
-        <w:spacing w:after="80"/>
-      </w:pPr>
-      <w:r>
-        <w:rPr>
-          <w:b/>
-          <w:bCs/>
-          <w:color w:val="1FA6A2"/>
-          <w:sz w:val="22"/>
-          <w:szCs w:val="22"/>
-        </w:rPr>
-        <w:t xml:space="preserve">☐  </w:t>
-      </w:r>
-      <w:r>
-        <w:rPr>
-          <w:sz w:val="20"/>
-          <w:szCs w:val="20"/>
-        </w:rPr>
-        <w:t xml:space="preserve">I reread complete sentences and punctuation.</w:t>
-      </w:r>
-      <w:r>
-        <w:rPr>
-          <w:i/>
-          <w:iCs/>
-          <w:color w:val="5F6F80"/>
-          <w:sz w:val="18"/>
-          <w:szCs w:val="18"/>
-        </w:rPr>
-        <w:br/>
-        <w:t xml:space="preserve">Volví a leer mis oraciones completas y la puntuación.</w:t>
       </w:r>
     </w:p>
     <w:p>
@@ -3636,7 +3167,7 @@
           <w:sz w:val="21"/>
           <w:szCs w:val="21"/>
         </w:rPr>
-        <w:t xml:space="preserve">At the prize shop a bear is 25% off but the shop adds 5% tax. Which of these raises the price and which lowers it, and what do the words discount, markup, tax, and tip have in common?</w:t>
+        <w:t xml:space="preserve">Akela paid $42 for a sweater, and that was 60% of the original price. BEFORE computing: will the original price be more or less than $42? How do you know?</w:t>
       </w:r>
     </w:p>
     <w:p>
@@ -3649,7 +3180,7 @@
           <w:sz w:val="21"/>
           <w:szCs w:val="21"/>
         </w:rPr>
-        <w:t xml:space="preserve">Start with:  A ___ makes the price go down, but a ___ makes it go up.</w:t>
+        <w:t xml:space="preserve">Start with:  The original price will be ___ than $42 because $42 is only ___ of it.</w:t>
       </w:r>
       <w:r>
         <w:rPr>
@@ -3660,7 +3191,7 @@
           <w:szCs w:val="19"/>
         </w:rPr>
         <w:br/>
-        <w:t xml:space="preserve">Un ___ hace que el precio baje, pero un ___ hace que suba.</w:t>
+        <w:t xml:space="preserve">El precio original será ___ que $42 porque $42 es solo ___ de él.</w:t>
       </w:r>
     </w:p>
     <w:p>
@@ -3683,7 +3214,7 @@
           <w:sz w:val="19"/>
           <w:szCs w:val="19"/>
         </w:rPr>
-        <w:t xml:space="preserve">discount,  markup,  tax,  tip,  percent</w:t>
+        <w:t xml:space="preserve">part,  whole,  percent</w:t>
       </w:r>
     </w:p>
     <w:p>
@@ -3717,7 +3248,7 @@
           <w:sz w:val="21"/>
           <w:szCs w:val="21"/>
         </w:rPr>
-        <w:t xml:space="preserve">In your table you found the discount, then the tax. Why do we calculate the tax on the price AFTER the discount instead of the original price?</w:t>
+        <w:t xml:space="preserve">To find the whole when 60% is $42, one strategy finds 10% first. Why is 10% such a useful stepping stone, and how does it get you to 100%?</w:t>
       </w:r>
     </w:p>
     <w:p>
@@ -3730,7 +3261,7 @@
           <w:sz w:val="21"/>
           <w:szCs w:val="21"/>
         </w:rPr>
-        <w:t xml:space="preserve">Start with:  I find the discount first because ___.</w:t>
+        <w:t xml:space="preserve">Start with:  I found 10% by dividing ___ by ___, which gives ___.</w:t>
       </w:r>
       <w:r>
         <w:rPr>
@@ -3741,7 +3272,7 @@
           <w:szCs w:val="19"/>
         </w:rPr>
         <w:br/>
-        <w:t xml:space="preserve">Primero hallo el descuento porque ___.</w:t>
+        <w:t xml:space="preserve">Encontré el 10% dividiendo ___ entre ___, lo que da ___.</w:t>
       </w:r>
     </w:p>
     <w:p>
@@ -3764,7 +3295,7 @@
           <w:sz w:val="19"/>
           <w:szCs w:val="19"/>
         </w:rPr>
-        <w:t xml:space="preserve">discount,  tax,  percent,  markup</w:t>
+        <w:t xml:space="preserve">part,  whole,  percent,  double number line</w:t>
       </w:r>
     </w:p>
     <w:p>
@@ -3798,7 +3329,7 @@
           <w:sz w:val="21"/>
           <w:szCs w:val="21"/>
         </w:rPr>
-        <w:t xml:space="preserve">An arcade membership is $50, marked 30% off, then 6% tax is added. Your friend says the total is $37.10. Is that right, and how would you prove it?</w:t>
+        <w:t xml:space="preserve">Sheng's car is worth $26,600 today, which is 70% of what his parents paid. One partner should find the price with 10%-steps on the double number line; the other with the equation 0.7v = 26,600. Compare: where does each method show the SAME division?</w:t>
       </w:r>
     </w:p>
     <w:p>
@@ -3811,7 +3342,7 @@
           <w:sz w:val="21"/>
           <w:szCs w:val="21"/>
         </w:rPr>
-        <w:t xml:space="preserve">Start with:  First the discount: 30% of $50 = $___, so the sale price is $___.</w:t>
+        <w:t xml:space="preserve">Start with:  My method found the whole by ___, and my partner's found it by ___.</w:t>
       </w:r>
       <w:r>
         <w:rPr>
@@ -3822,7 +3353,7 @@
           <w:szCs w:val="19"/>
         </w:rPr>
         <w:br/>
-        <w:t xml:space="preserve">Primero el descuento: 30% de $50 = $___, así que el precio rebajado es $___.</w:t>
+        <w:t xml:space="preserve">Mi método encontró el entero ___ y el de mi pareja lo encontró ___.</w:t>
       </w:r>
     </w:p>
     <w:p>
@@ -3845,7 +3376,7 @@
           <w:sz w:val="19"/>
           <w:szCs w:val="19"/>
         </w:rPr>
-        <w:t xml:space="preserve">discount,  tax,  percent,  tip</w:t>
+        <w:t xml:space="preserve">whole,  percent,  equation,  double number line</w:t>
       </w:r>
     </w:p>
     <w:p>
@@ -3879,7 +3410,7 @@
           <w:sz w:val="21"/>
           <w:szCs w:val="21"/>
         </w:rPr>
-        <w:t xml:space="preserve">During practice on Use Percent to Solve Problems, what strategy did you use when a problem felt tricky?</w:t>
+        <w:t xml:space="preserve">During practice on finding the whole, how did you decide whether to multiply or divide by the percent — and how did you check that your whole made sense?</w:t>
       </w:r>
     </w:p>
     <w:p>
@@ -3892,7 +3423,7 @@
           <w:sz w:val="21"/>
           <w:szCs w:val="21"/>
         </w:rPr>
-        <w:t xml:space="preserve">Start with:  I find the discount first because ___.</w:t>
+        <w:t xml:space="preserve">Start with:  I divided because the ___ was unknown, and I checked that ___.</w:t>
       </w:r>
       <w:r>
         <w:rPr>
@@ -3903,7 +3434,7 @@
           <w:szCs w:val="19"/>
         </w:rPr>
         <w:br/>
-        <w:t xml:space="preserve">Primero hallo el descuento porque ___.</w:t>
+        <w:t xml:space="preserve">Dividí porque el ___ era desconocido, y comprobé que ___.</w:t>
       </w:r>
     </w:p>
     <w:p>
@@ -3926,7 +3457,7 @@
           <w:sz w:val="19"/>
           <w:szCs w:val="19"/>
         </w:rPr>
-        <w:t xml:space="preserve">Discount,  Markup,  Tax,  Tip</w:t>
+        <w:t xml:space="preserve">part,  whole,  percent,  equation</w:t>
       </w:r>
     </w:p>
     <w:p>
@@ -5064,7 +4595,7 @@
           <w:sz w:val="20"/>
           <w:szCs w:val="20"/>
         </w:rPr>
-        <w:t xml:space="preserve">☐  I answered the question.</w:t>
+        <w:t xml:space="preserve">☐  The answer to the math question is correct.</w:t>
       </w:r>
     </w:p>
     <w:p>
@@ -5076,7 +4607,7 @@
           <w:sz w:val="20"/>
           <w:szCs w:val="20"/>
         </w:rPr>
-        <w:t xml:space="preserve">☐  I used math evidence: numbers, an equation, a model, or a comparison.</w:t>
+        <w:t xml:space="preserve">☐  The evidence is real lesson mathematics (numbers, equation, or model), not restated claim.</w:t>
       </w:r>
     </w:p>
     <w:p>
@@ -5088,31 +4619,7 @@
           <w:sz w:val="20"/>
           <w:szCs w:val="20"/>
         </w:rPr>
-        <w:t xml:space="preserve">☐  I explained how the evidence proves my answer.</w:t>
-      </w:r>
-    </w:p>
-    <w:p>
-      <w:pPr>
-        <w:spacing w:after="80"/>
-      </w:pPr>
-      <w:r>
-        <w:rPr>
-          <w:sz w:val="20"/>
-          <w:szCs w:val="20"/>
-        </w:rPr>
-        <w:t xml:space="preserve">☐  I used at least two math words.</w:t>
-      </w:r>
-    </w:p>
-    <w:p>
-      <w:pPr>
-        <w:spacing w:after="80"/>
-      </w:pPr>
-      <w:r>
-        <w:rPr>
-          <w:sz w:val="20"/>
-          <w:szCs w:val="20"/>
-        </w:rPr>
-        <w:t xml:space="preserve">☐  I reread complete sentences and punctuation.</w:t>
+        <w:t xml:space="preserve">☐  The support level changed the language scaffolding, never the mathematical expectation.</w:t>
       </w:r>
     </w:p>
     <w:sectPr>
